--- a/Fase 2/Evidencias Grupales/14_Evidencia_Kanban_CitaJusta.docx
+++ b/Fase 2/Evidencias Grupales/14_Evidencia_Kanban_CitaJusta.docx
@@ -49,19 +49,7 @@
         <w:rPr/>
       </w:pPr>
       <w:r>
-        <w:rPr>
-          <w:b w:val="1"/>
-          <w:bCs w:val="1"/>
-          <w:sz w:val="20"/>
-          <w:szCs w:val="20"/>
-          <w:rtl w:val="0"/>
-        </w:rPr>
-        <w:t xml:space="preserve">Actualización: 09 de septiembre de 2026 · Sprint 5 · Estado real de GitHub Projects</w:t>
-      </w:r>
-      <w:r>
-        <w:rPr>
-          <w:rtl w:val="0"/>
-        </w:rPr>
+        <w:t>Actualización: 20 de septiembre de 2026 · Sprint 6 · cierre técnico de HU-022 y estado pendiente de integración en GitHub Projects</w:t>
       </w:r>
     </w:p>
     <w:p>
@@ -586,22 +574,22 @@
         <w:rPr/>
       </w:pPr>
       <w:r>
-        <w:rPr/>
         <w:drawing>
-          <wp:inline distB="0" distT="0" distL="114300" distR="114300">
-            <wp:extent cx="6822109" cy="2902605"/>
-            <wp:effectExtent b="0" l="0" r="0" t="0"/>
-            <wp:docPr id="2" name="image1.png"/>
+          <wp:inline>
+            <wp:extent cx="6400800" cy="3445592"/>
+            <wp:docPr id="1" name="Picture 1"/>
+            <wp:cNvGraphicFramePr>
+              <a:graphicFrameLocks noChangeAspect="1"/>
+            </wp:cNvGraphicFramePr>
             <a:graphic>
               <a:graphicData uri="http://schemas.openxmlformats.org/drawingml/2006/picture">
                 <pic:pic>
                   <pic:nvPicPr>
-                    <pic:cNvPr id="0" name="image1.png"/>
-                    <pic:cNvPicPr preferRelativeResize="0"/>
+                    <pic:cNvPr id="0" name="112f2e84-c2cd-430f-a507-6887a601d167.png"/>
+                    <pic:cNvPicPr/>
                   </pic:nvPicPr>
                   <pic:blipFill>
-                    <a:blip r:embed="rId7"/>
-                    <a:srcRect b="0" l="0" r="0" t="0"/>
+                    <a:blip r:embed="rId8"/>
                     <a:stretch>
                       <a:fillRect/>
                     </a:stretch>
@@ -609,21 +597,15 @@
                   <pic:spPr>
                     <a:xfrm>
                       <a:off x="0" y="0"/>
-                      <a:ext cx="6822109" cy="2902605"/>
+                      <a:ext cx="6400800" cy="3445592"/>
                     </a:xfrm>
                     <a:prstGeom prst="rect"/>
-                    <a:ln/>
                   </pic:spPr>
                 </pic:pic>
               </a:graphicData>
             </a:graphic>
           </wp:inline>
         </w:drawing>
-      </w:r>
-      <w:r>
-        <w:rPr>
-          <w:rtl w:val="0"/>
-        </w:rPr>
       </w:r>
     </w:p>
     <w:p>
@@ -632,19 +614,7 @@
         <w:rPr/>
       </w:pPr>
       <w:r>
-        <w:rPr>
-          <w:i w:val="1"/>
-          <w:iCs w:val="1"/>
-          <w:sz w:val="18"/>
-          <w:szCs w:val="18"/>
-          <w:rtl w:val="0"/>
-        </w:rPr>
-        <w:t xml:space="preserve">Figura 1. Kanban real de CitaJusta en GitHub Projects, actualizado al 09 de septiembre de 2026.</w:t>
-      </w:r>
-      <w:r>
-        <w:rPr>
-          <w:rtl w:val="0"/>
-        </w:rPr>
+        <w:t>Figura 1. Última captura visual aportada del Kanban real de CitaJusta en GitHub Projects. La captura corresponde a un estado previo al cierre técnico final de HU-022; la actualización verificable posterior se documenta en la sección 4.</w:t>
       </w:r>
     </w:p>
     <w:p>
@@ -656,20 +626,7 @@
         </w:rPr>
       </w:pPr>
       <w:r>
-        <w:rPr>
-          <w:b w:val="1"/>
-          <w:bCs w:val="1"/>
-          <w:color w:val="000000"/>
-          <w:sz w:val="30"/>
-          <w:szCs w:val="30"/>
-          <w:rtl w:val="0"/>
-        </w:rPr>
-        <w:t xml:space="preserve">4. Estado observado al 09-09-2026</w:t>
-      </w:r>
-      <w:r>
-        <w:rPr>
-          <w:rtl w:val="0"/>
-        </w:rPr>
+        <w:t>4. Estado observado y actualización al 20-09-2026</w:t>
       </w:r>
     </w:p>
     <w:p>
@@ -707,27 +664,7 @@
         </w:rPr>
       </w:pPr>
       <w:r>
-        <w:rPr>
-          <w:rFonts w:ascii="Cambria" w:cs="Cambria" w:eastAsia="Cambria" w:hAnsi="Cambria"/>
-          <w:b w:val="0"/>
-          <w:bCs w:val="0"/>
-          <w:i w:val="0"/>
-          <w:iCs w:val="0"/>
-          <w:smallCaps w:val="0"/>
-          <w:strike w:val="0"/>
-          <w:sz w:val="20"/>
-          <w:szCs w:val="20"/>
-          <w:u w:val="none"/>
-          <w:shd w:fill="auto" w:val="clear"/>
-          <w:vertAlign w:val="baseline"/>
-          <w:rtl w:val="0"/>
-        </w:rPr>
-        <w:t xml:space="preserve">Backlog: 3 tarjetas — HU-007 (#33), HU-009 (#34) y HU-008 (#41).</w:t>
-      </w:r>
-      <w:r>
-        <w:rPr>
-          <w:rtl w:val="0"/>
-        </w:rPr>
+        <w:t>Última captura visual aportada: Backlog 0 · Ready 0 · In Progress 0 · Review 0 · Testing 0 · Done 28.</w:t>
       </w:r>
     </w:p>
     <w:p>
@@ -765,27 +702,7 @@
         </w:rPr>
       </w:pPr>
       <w:r>
-        <w:rPr>
-          <w:rFonts w:ascii="Cambria" w:cs="Cambria" w:eastAsia="Cambria" w:hAnsi="Cambria"/>
-          <w:b w:val="0"/>
-          <w:bCs w:val="0"/>
-          <w:i w:val="0"/>
-          <w:iCs w:val="0"/>
-          <w:smallCaps w:val="0"/>
-          <w:strike w:val="0"/>
-          <w:sz w:val="20"/>
-          <w:szCs w:val="20"/>
-          <w:u w:val="none"/>
-          <w:shd w:fill="auto" w:val="clear"/>
-          <w:vertAlign w:val="baseline"/>
-          <w:rtl w:val="0"/>
-        </w:rPr>
-        <w:t xml:space="preserve">Ready: 0 · In Progress: 0 · Review: 0 · Testing: 0.</w:t>
-      </w:r>
-      <w:r>
-        <w:rPr>
-          <w:rtl w:val="0"/>
-        </w:rPr>
+        <w:t>Después de esa captura, HU-021 – Gestionar lista de espera y preferencias desde la Web fue registrada como Done y HU-022 – Gestionar ofertas de reasignación desde la Web fue iniciada como In Progress. HU-022 ya completó su implementación y validación técnica; al momento del corte continúa pendiente el commit/PR/merge y el movimiento final a Done en el tablero.</w:t>
       </w:r>
     </w:p>
     <w:p>
@@ -823,27 +740,7 @@
         </w:rPr>
       </w:pPr>
       <w:r>
-        <w:rPr>
-          <w:rFonts w:ascii="Cambria" w:cs="Cambria" w:eastAsia="Cambria" w:hAnsi="Cambria"/>
-          <w:b w:val="0"/>
-          <w:bCs w:val="0"/>
-          <w:i w:val="0"/>
-          <w:iCs w:val="0"/>
-          <w:smallCaps w:val="0"/>
-          <w:strike w:val="0"/>
-          <w:sz w:val="20"/>
-          <w:szCs w:val="20"/>
-          <w:u w:val="none"/>
-          <w:shd w:fill="auto" w:val="clear"/>
-          <w:vertAlign w:val="baseline"/>
-          <w:rtl w:val="0"/>
-        </w:rPr>
-        <w:t xml:space="preserve">Done: 14 tarjetas acumuladas en el tablero.</w:t>
-      </w:r>
-      <w:r>
-        <w:rPr>
-          <w:rtl w:val="0"/>
-        </w:rPr>
+        <w:t>El backend de HU-001 a HU-020 se encuentra completado; HU-021 está cerrada y mergeada; HU-022 cumple sus criterios funcionales y técnicos, con validación automática y manual Web + API + PostgreSQL.</w:t>
       </w:r>
     </w:p>
     <w:p>
@@ -881,27 +778,7 @@
         </w:rPr>
       </w:pPr>
       <w:r>
-        <w:rPr>
-          <w:rFonts w:ascii="Cambria" w:cs="Cambria" w:eastAsia="Cambria" w:hAnsi="Cambria"/>
-          <w:b w:val="0"/>
-          <w:bCs w:val="0"/>
-          <w:i w:val="0"/>
-          <w:iCs w:val="0"/>
-          <w:smallCaps w:val="0"/>
-          <w:strike w:val="0"/>
-          <w:sz w:val="20"/>
-          <w:szCs w:val="20"/>
-          <w:u w:val="none"/>
-          <w:shd w:fill="auto" w:val="clear"/>
-          <w:vertAlign w:val="baseline"/>
-          <w:rtl w:val="0"/>
-        </w:rPr>
-        <w:t xml:space="preserve">S5-T05 (#40) — Integración frontend con Auth, catálogos y disponibilidad: Done.</w:t>
-      </w:r>
-      <w:r>
-        <w:rPr>
-          <w:rtl w:val="0"/>
-        </w:rPr>
+        <w:t>HU-021 quedó asociada al PR #89, mergeado a main con commit c291d17.</w:t>
       </w:r>
     </w:p>
     <w:p>
@@ -939,27 +816,7 @@
         </w:rPr>
       </w:pPr>
       <w:r>
-        <w:rPr>
-          <w:rFonts w:ascii="Cambria" w:cs="Cambria" w:eastAsia="Cambria" w:hAnsi="Cambria"/>
-          <w:b w:val="0"/>
-          <w:bCs w:val="0"/>
-          <w:i w:val="0"/>
-          <w:iCs w:val="0"/>
-          <w:smallCaps w:val="0"/>
-          <w:strike w:val="0"/>
-          <w:sz w:val="20"/>
-          <w:szCs w:val="20"/>
-          <w:u w:val="none"/>
-          <w:shd w:fill="auto" w:val="clear"/>
-          <w:vertAlign w:val="baseline"/>
-          <w:rtl w:val="0"/>
-        </w:rPr>
-        <w:t xml:space="preserve">S5-T08 (#42) — Validación del flujo web-backend del núcleo de citas: Done.</w:t>
-      </w:r>
-      <w:r>
-        <w:rPr>
-          <w:rtl w:val="0"/>
-        </w:rPr>
+        <w:t>Validación asociada a HU-022: 71/71 pruebas Web, 10/10 pruebas enfocadas de recipient-offers/reassignment-demo y 20/20 E2E reales de reasignación; build API/Web, Prisma validate, check:dev y git diff --check PASS. Prueba manual: oferta vencida sin mutación, ACCEPT con cita AGENDADA transferida y REJECT sin cita para el destinatario.</w:t>
       </w:r>
     </w:p>
     <w:p>
@@ -986,27 +843,7 @@
         <w:rPr/>
       </w:pPr>
       <w:r>
-        <w:rPr>
-          <w:rFonts w:ascii="Cambria" w:cs="Cambria" w:eastAsia="Cambria" w:hAnsi="Cambria"/>
-          <w:b w:val="0"/>
-          <w:bCs w:val="0"/>
-          <w:i w:val="0"/>
-          <w:iCs w:val="0"/>
-          <w:smallCaps w:val="0"/>
-          <w:strike w:val="0"/>
-          <w:sz w:val="20"/>
-          <w:szCs w:val="20"/>
-          <w:u w:val="none"/>
-          <w:shd w:fill="auto" w:val="clear"/>
-          <w:vertAlign w:val="baseline"/>
-          <w:rtl w:val="0"/>
-        </w:rPr>
-        <w:t xml:space="preserve">La integración Web/API fue validada mediante el PR #43, con 39/39 pruebas web y 13/13 E2E Web/API/PostgreSQL.</w:t>
-      </w:r>
-      <w:r>
-        <w:rPr>
-          <w:rtl w:val="0"/>
-        </w:rPr>
+        <w:t>La rama activa es feat/web-reassignment-offers. Está técnicamente lista para commit, push, Pull Request y merge; después de esa integración corresponde mover HU-022 a Done en GitHub Projects.</w:t>
       </w:r>
     </w:p>
     <w:p>
@@ -1033,27 +870,7 @@
         <w:rPr/>
       </w:pPr>
       <w:r>
-        <w:rPr>
-          <w:rFonts w:ascii="Cambria" w:cs="Cambria" w:eastAsia="Cambria" w:hAnsi="Cambria"/>
-          <w:b w:val="0"/>
-          <w:bCs w:val="0"/>
-          <w:i w:val="0"/>
-          <w:iCs w:val="0"/>
-          <w:smallCaps w:val="0"/>
-          <w:strike w:val="0"/>
-          <w:sz w:val="20"/>
-          <w:szCs w:val="20"/>
-          <w:u w:val="none"/>
-          <w:shd w:fill="auto" w:val="clear"/>
-          <w:vertAlign w:val="baseline"/>
-          <w:rtl w:val="0"/>
-        </w:rPr>
-        <w:t xml:space="preserve">El foco inmediato del Sprint 5 queda en HU-007 Lista de Espera y HU-008 Preferencias; HU-009 continúa como trabajo posterior del motor de ofertas/reasignación.</w:t>
-      </w:r>
-      <w:r>
-        <w:rPr>
-          <w:rtl w:val="0"/>
-        </w:rPr>
+        <w:t>Para una entrega académica que exija coincidencia visual exacta con el estado final del tablero, esta captura debe reemplazarse por una nueva captura posterior al merge de HU-022 y su movimiento a Done.</w:t>
       </w:r>
     </w:p>
     <w:sectPr>

--- a/Fase 2/Evidencias Grupales/14_Evidencia_Kanban_CitaJusta.docx
+++ b/Fase 2/Evidencias Grupales/14_Evidencia_Kanban_CitaJusta.docx
@@ -49,7 +49,7 @@
         <w:rPr/>
       </w:pPr>
       <w:r>
-        <w:t>Actualización: 20 de septiembre de 2026 · Sprint 6 · cierre técnico de HU-022 y estado pendiente de integración en GitHub Projects</w:t>
+        <w:t>Actualización: 21 de septiembre de 2026 · Sprint 6 · HU-023 y HU-024 completadas e integradas a main</w:t>
       </w:r>
     </w:p>
     <w:p>
@@ -614,7 +614,7 @@
         <w:rPr/>
       </w:pPr>
       <w:r>
-        <w:t>Figura 1. Última captura visual aportada del Kanban real de CitaJusta en GitHub Projects. La captura corresponde a un estado previo al cierre técnico final de HU-022; la actualización verificable posterior se documenta en la sección 4.</w:t>
+        <w:t>Figura 1. Evidencia histórica del Kanban real de CitaJusta en GitHub Projects. La actualización posterior se registra textualmente con los cierres verificables de HU-021 a HU-024.</w:t>
       </w:r>
     </w:p>
     <w:p>
@@ -626,7 +626,7 @@
         </w:rPr>
       </w:pPr>
       <w:r>
-        <w:t>4. Estado observado y actualización al 20-09-2026</w:t>
+        <w:t>4. Estado observado y actualización al 21-09-2026</w:t>
       </w:r>
     </w:p>
     <w:p>
@@ -664,7 +664,7 @@
         </w:rPr>
       </w:pPr>
       <w:r>
-        <w:t>Última captura visual aportada: Backlog 0 · Ready 0 · In Progress 0 · Review 0 · Testing 0 · Done 28.</w:t>
+        <w:t>Última evidencia visual aportada: columna Done con 31 elementos y HU-023 visible como Done. Las capturas anteriores se conservan como evidencia histórica del avance del tablero.</w:t>
       </w:r>
     </w:p>
     <w:p>
@@ -702,7 +702,7 @@
         </w:rPr>
       </w:pPr>
       <w:r>
-        <w:t>Después de esa captura, HU-021 – Gestionar lista de espera y preferencias desde la Web fue registrada como Done y HU-022 – Gestionar ofertas de reasignación desde la Web fue iniciada como In Progress. HU-022 ya completó su implementación y validación técnica; al momento del corte continúa pendiente el commit/PR/merge y el movimiento final a Done en el tablero.</w:t>
+        <w:t>Después de esa captura, HU-024 – Implementar notificaciones internas fue completada, validada y mergeada a main mediante PR #99 (merge b1bff30). El estado Scrum debe mantenerse sincronizado moviendo HU-024 a Done y generando una nueva captura cuando se prepare la evidencia final de entrega.</w:t>
       </w:r>
     </w:p>
     <w:p>
@@ -740,7 +740,7 @@
         </w:rPr>
       </w:pPr>
       <w:r>
-        <w:t>El backend de HU-001 a HU-020 se encuentra completado; HU-021 está cerrada y mergeada; HU-022 cumple sus criterios funcionales y técnicos, con validación automática y manual Web + API + PostgreSQL.</w:t>
+        <w:t>El backend de HU-001 a HU-020 se encuentra completado; HU-021, HU-022, HU-023 y HU-024 también están completadas e integradas. HU-023 cerró expiración automática/continuidad y HU-024 cerró notificaciones internas del MVP.</w:t>
       </w:r>
     </w:p>
     <w:p>
@@ -778,7 +778,7 @@
         </w:rPr>
       </w:pPr>
       <w:r>
-        <w:t>HU-021 quedó asociada al PR #89, mergeado a main con commit c291d17.</w:t>
+        <w:t>Trazabilidad reciente: HU-021 → PR #89 / merge c291d17; HU-022 → PR #93 / merge 5701ab7; HU-023 → PR #96 / merge 109b1c9; HU-024 → PR #99 / merge b1bff30.</w:t>
       </w:r>
     </w:p>
     <w:p>
@@ -816,7 +816,7 @@
         </w:rPr>
       </w:pPr>
       <w:r>
-        <w:t>Validación asociada a HU-022: 71/71 pruebas Web, 10/10 pruebas enfocadas de recipient-offers/reassignment-demo y 20/20 E2E reales de reasignación; build API/Web, Prisma validate, check:dev y git diff --check PASS. Prueba manual: oferta vencida sin mutación, ACCEPT con cita AGENDADA transferida y REJECT sin cita para el destinatario.</w:t>
+        <w:t>Validación HU-023: API 368/368, E2E expiración 10/10, reasignaciones 20/20, auditoría 11/11, política 13/13, reports 15/15 y checkpoint 1/1. Validación HU-024: unitarios nuevos API 6/6, E2E notifications 8/8, API dirigida 157/157, regresión crítica 87/87, reports 15/15, demo 7/7 y Web 83/83; prueba manual de lectura y restauración de sesión PASS.</w:t>
       </w:r>
     </w:p>
     <w:p>
@@ -843,7 +843,7 @@
         <w:rPr/>
       </w:pPr>
       <w:r>
-        <w:t>La rama activa es feat/web-reassignment-offers. Está técnicamente lista para commit, push, Pull Request y merge; después de esa integración corresponde mover HU-022 a Done en GitHub Projects.</w:t>
+        <w:t>No existe una rama funcional activa asociada a HU-023/HU-024: ambas fueron mergeadas a main y sus ramas de trabajo fueron cerradas. El siguiente trabajo deberá iniciar desde main limpio.</w:t>
       </w:r>
     </w:p>
     <w:p>
@@ -870,7 +870,54 @@
         <w:rPr/>
       </w:pPr>
       <w:r>
-        <w:t>Para una entrega académica que exija coincidencia visual exacta con el estado final del tablero, esta captura debe reemplazarse por una nueva captura posterior al merge de HU-022 y su movimiento a Done.</w:t>
+        <w:t>Para una entrega académica que exija coincidencia visual exacta con el estado final del tablero, se recomienda reemplazar las capturas históricas por una nueva captura posterior al movimiento de HU-024 a Done. La trazabilidad textual y de merges ya refleja el estado verificable al 21-09-2026.</w:t>
+      </w:r>
+    </w:p>
+    <w:p>
+      <w:pPr>
+        <w:jc w:val="center"/>
+      </w:pPr>
+      <w:r>
+        <w:drawing>
+          <wp:inline>
+            <wp:extent cx="2926080" cy="5703376"/>
+            <wp:docPr id="2" name="Picture 2"/>
+            <wp:cNvGraphicFramePr>
+              <a:graphicFrameLocks noChangeAspect="1"/>
+            </wp:cNvGraphicFramePr>
+            <a:graphic>
+              <a:graphicData uri="http://schemas.openxmlformats.org/drawingml/2006/picture">
+                <pic:pic>
+                  <pic:nvPicPr>
+                    <pic:cNvPr id="0" name="1c508944-e8ff-41b0-9611-fc40d3e57d5a.png"/>
+                    <pic:cNvPicPr/>
+                  </pic:nvPicPr>
+                  <pic:blipFill>
+                    <a:blip r:embed="rId9"/>
+                    <a:stretch>
+                      <a:fillRect/>
+                    </a:stretch>
+                  </pic:blipFill>
+                  <pic:spPr>
+                    <a:xfrm>
+                      <a:off x="0" y="0"/>
+                      <a:ext cx="2926080" cy="5703376"/>
+                    </a:xfrm>
+                    <a:prstGeom prst="rect"/>
+                  </pic:spPr>
+                </pic:pic>
+              </a:graphicData>
+            </a:graphic>
+          </wp:inline>
+        </w:drawing>
+      </w:r>
+    </w:p>
+    <w:p>
+      <w:pPr>
+        <w:jc w:val="center"/>
+      </w:pPr>
+      <w:r>
+        <w:t>Figura 2. Evidencia visual aportada el 21-09-2026: HU-023 visible en Done y contador Done = 31. HU-024 fue mergeada posteriormente mediante PR #99; su captura final debe actualizarse al cerrar la evidencia visual del tablero.</w:t>
       </w:r>
     </w:p>
     <w:sectPr>
